--- a/00 START HERE/00 The Corpus Atlas.docx
+++ b/00 START HERE/00 The Corpus Atlas.docx
@@ -1402,127 +1402,172 @@
           <w:sz w:val="17"/>
           <w:szCs w:val="17"/>
         </w:rPr>
-        <w:t xml:space="preserve">O1  the reduction is an average over a reflection subgroup   OPEN, load-bearing</w:t>
-      </w:r>
-    </w:p>
-    <w:p>
-      <w:pPr>
-        <w:spacing w:after="40"/>
-        <w:ind w:left="260"/>
-      </w:pPr>
-      <w:r>
-        <w:rPr>
-          <w:rFonts w:ascii="Consolas" w:cs="Consolas" w:eastAsia="Consolas" w:hAnsi="Consolas"/>
-          <w:color w:val="243040"/>
-          <w:sz w:val="17"/>
-          <w:szCs w:val="17"/>
-        </w:rPr>
-        <w:t xml:space="preserve">O2  the spatial modes number three                           closed given O1</w:t>
-      </w:r>
-    </w:p>
-    <w:p>
-      <w:pPr>
-        <w:spacing w:after="40"/>
-        <w:ind w:left="260"/>
-      </w:pPr>
-      <w:r>
-        <w:rPr>
-          <w:rFonts w:ascii="Consolas" w:cs="Consolas" w:eastAsia="Consolas" w:hAnsi="Consolas"/>
-          <w:color w:val="243040"/>
-          <w:sz w:val="17"/>
-          <w:szCs w:val="17"/>
-        </w:rPr>
-        <w:t xml:space="preserve">O3  gauge, matter, families                                  answered given O1;</w:t>
-      </w:r>
-    </w:p>
-    <w:p>
-      <w:pPr>
-        <w:spacing w:after="40"/>
-        <w:ind w:left="260"/>
-      </w:pPr>
-      <w:r>
-        <w:rPr>
-          <w:rFonts w:ascii="Consolas" w:cs="Consolas" w:eastAsia="Consolas" w:hAnsi="Consolas"/>
-          <w:color w:val="243040"/>
-          <w:sz w:val="17"/>
-          <w:szCs w:val="17"/>
-        </w:rPr>
-        <w:t xml:space="preserve">                                                             chirality and anomalies open</w:t>
-      </w:r>
-    </w:p>
-    <w:p>
-      <w:pPr>
-        <w:spacing w:after="40"/>
-        <w:ind w:left="260"/>
-      </w:pPr>
-      <w:r>
-        <w:rPr>
-          <w:rFonts w:ascii="Consolas" w:cs="Consolas" w:eastAsia="Consolas" w:hAnsi="Consolas"/>
-          <w:color w:val="243040"/>
-          <w:sz w:val="17"/>
-          <w:szCs w:val="17"/>
-        </w:rPr>
-        <w:t xml:space="preserve">O4  a complete carrier closure exists                        PROVED; uniqueness open</w:t>
-      </w:r>
-    </w:p>
-    <w:p>
-      <w:pPr>
-        <w:spacing w:after="40"/>
-        <w:ind w:left="260"/>
-      </w:pPr>
-      <w:r>
-        <w:rPr>
-          <w:rFonts w:ascii="Consolas" w:cs="Consolas" w:eastAsia="Consolas" w:hAnsi="Consolas"/>
-          <w:color w:val="243040"/>
-          <w:sz w:val="17"/>
-          <w:szCs w:val="17"/>
-        </w:rPr>
-        <w:t xml:space="preserve">O5  the expansion residual                                   consistency passed;</w:t>
-      </w:r>
-    </w:p>
-    <w:p>
-      <w:pPr>
-        <w:spacing w:after="40"/>
-        <w:ind w:left="260"/>
-      </w:pPr>
-      <w:r>
-        <w:rPr>
-          <w:rFonts w:ascii="Consolas" w:cs="Consolas" w:eastAsia="Consolas" w:hAnsi="Consolas"/>
-          <w:color w:val="243040"/>
-          <w:sz w:val="17"/>
-          <w:szCs w:val="17"/>
-        </w:rPr>
-        <w:t xml:space="preserve">                                                             derivation open</w:t>
-      </w:r>
-    </w:p>
-    <w:p>
-      <w:pPr>
-        <w:spacing w:after="40"/>
-        <w:ind w:left="260"/>
-      </w:pPr>
-      <w:r>
-        <w:rPr>
-          <w:rFonts w:ascii="Consolas" w:cs="Consolas" w:eastAsia="Consolas" w:hAnsi="Consolas"/>
-          <w:color w:val="243040"/>
-          <w:sz w:val="17"/>
-          <w:szCs w:val="17"/>
-        </w:rPr>
-        <w:t xml:space="preserve">O6  the audited pipeline count                               OPEN, empirical, 0.55 sigma</w:t>
-      </w:r>
-    </w:p>
-    <w:p>
-      <w:pPr>
-        <w:spacing w:after="40"/>
-        <w:ind w:left="260"/>
-      </w:pPr>
-      <w:r>
-        <w:rPr>
-          <w:rFonts w:ascii="Consolas" w:cs="Consolas" w:eastAsia="Consolas" w:hAnsi="Consolas"/>
-          <w:color w:val="243040"/>
-          <w:sz w:val="17"/>
-          <w:szCs w:val="17"/>
-        </w:rPr>
-        <w:t xml:space="preserve">O7  a live reading of quantised retention                    OPEN, the condition of defeat</w:t>
+        <w:t xml:space="preserve">T33 to T39    Papers 22 to 26                            new after this printing</w:t>
+      </w:r>
+    </w:p>
+    <w:p>
+      <w:pPr>
+        <w:spacing w:after="40"/>
+        <w:ind w:left="260"/>
+      </w:pPr>
+      <w:r>
+        <w:rPr>
+          <w:rFonts w:ascii="Consolas" w:cs="Consolas" w:eastAsia="Consolas" w:hAnsi="Consolas"/>
+          <w:color w:val="243040"/>
+          <w:sz w:val="17"/>
+          <w:szCs w:val="17"/>
+        </w:rPr>
+        <w:t xml:space="preserve"/>
+      </w:r>
+    </w:p>
+    <w:p>
+      <w:pPr>
+        <w:spacing w:after="40"/>
+        <w:ind w:left="260"/>
+      </w:pPr>
+      <w:r>
+        <w:rPr>
+          <w:rFonts w:ascii="Consolas" w:cs="Consolas" w:eastAsia="Consolas" w:hAnsi="Consolas"/>
+          <w:color w:val="243040"/>
+          <w:sz w:val="17"/>
+          <w:szCs w:val="17"/>
+        </w:rPr>
+        <w:t xml:space="preserve">O1  the reduction is forced to be the average               DISCHARGED by T37</w:t>
+      </w:r>
+    </w:p>
+    <w:p>
+      <w:pPr>
+        <w:spacing w:after="40"/>
+        <w:ind w:left="260"/>
+      </w:pPr>
+      <w:r>
+        <w:rPr>
+          <w:rFonts w:ascii="Consolas" w:cs="Consolas" w:eastAsia="Consolas" w:hAnsi="Consolas"/>
+          <w:color w:val="243040"/>
+          <w:sz w:val="17"/>
+          <w:szCs w:val="17"/>
+        </w:rPr>
+        <w:t xml:space="preserve">O2  the spatial modes number three                          DISCHARGED, unconditional</w:t>
+      </w:r>
+    </w:p>
+    <w:p>
+      <w:pPr>
+        <w:spacing w:after="40"/>
+        <w:ind w:left="260"/>
+      </w:pPr>
+      <w:r>
+        <w:rPr>
+          <w:rFonts w:ascii="Consolas" w:cs="Consolas" w:eastAsia="Consolas" w:hAnsi="Consolas"/>
+          <w:color w:val="243040"/>
+          <w:sz w:val="17"/>
+          <w:szCs w:val="17"/>
+        </w:rPr>
+        <w:t xml:space="preserve">O3  gauge, matter, charges, families, anomalies             DISCHARGED for content;</w:t>
+      </w:r>
+    </w:p>
+    <w:p>
+      <w:pPr>
+        <w:spacing w:after="40"/>
+        <w:ind w:left="260"/>
+      </w:pPr>
+      <w:r>
+        <w:rPr>
+          <w:rFonts w:ascii="Consolas" w:cs="Consolas" w:eastAsia="Consolas" w:hAnsi="Consolas"/>
+          <w:color w:val="243040"/>
+          <w:sz w:val="17"/>
+          <w:szCs w:val="17"/>
+        </w:rPr>
+        <w:t xml:space="preserve">                                                            the Yukawa hierarchy is not</w:t>
+      </w:r>
+    </w:p>
+    <w:p>
+      <w:pPr>
+        <w:spacing w:after="40"/>
+        <w:ind w:left="260"/>
+      </w:pPr>
+      <w:r>
+        <w:rPr>
+          <w:rFonts w:ascii="Consolas" w:cs="Consolas" w:eastAsia="Consolas" w:hAnsi="Consolas"/>
+          <w:color w:val="243040"/>
+          <w:sz w:val="17"/>
+          <w:szCs w:val="17"/>
+        </w:rPr>
+        <w:t xml:space="preserve">O4  a complete carrier closure exists                       DISCHARGED for existence</w:t>
+      </w:r>
+    </w:p>
+    <w:p>
+      <w:pPr>
+        <w:spacing w:after="40"/>
+        <w:ind w:left="260"/>
+      </w:pPr>
+      <w:r>
+        <w:rPr>
+          <w:rFonts w:ascii="Consolas" w:cs="Consolas" w:eastAsia="Consolas" w:hAnsi="Consolas"/>
+          <w:color w:val="243040"/>
+          <w:sz w:val="17"/>
+          <w:szCs w:val="17"/>
+        </w:rPr>
+        <w:t xml:space="preserve">O5  the expansion residual                                  OPEN; consistency passed</w:t>
+      </w:r>
+    </w:p>
+    <w:p>
+      <w:pPr>
+        <w:spacing w:after="40"/>
+        <w:ind w:left="260"/>
+      </w:pPr>
+      <w:r>
+        <w:rPr>
+          <w:rFonts w:ascii="Consolas" w:cs="Consolas" w:eastAsia="Consolas" w:hAnsi="Consolas"/>
+          <w:color w:val="243040"/>
+          <w:sz w:val="17"/>
+          <w:szCs w:val="17"/>
+        </w:rPr>
+        <w:t xml:space="preserve">O6  the audited pipeline count                              OPEN, empirical</w:t>
+      </w:r>
+    </w:p>
+    <w:p>
+      <w:pPr>
+        <w:spacing w:after="40"/>
+        <w:ind w:left="260"/>
+      </w:pPr>
+      <w:r>
+        <w:rPr>
+          <w:rFonts w:ascii="Consolas" w:cs="Consolas" w:eastAsia="Consolas" w:hAnsi="Consolas"/>
+          <w:color w:val="243040"/>
+          <w:sz w:val="17"/>
+          <w:szCs w:val="17"/>
+        </w:rPr>
+        <w:t xml:space="preserve">O7  a live reading of quantised retention                   OPEN, the condition of defeat</w:t>
+      </w:r>
+    </w:p>
+    <w:p>
+      <w:pPr>
+        <w:spacing w:after="40"/>
+        <w:ind w:left="260"/>
+      </w:pPr>
+      <w:r>
+        <w:rPr>
+          <w:rFonts w:ascii="Consolas" w:cs="Consolas" w:eastAsia="Consolas" w:hAnsi="Consolas"/>
+          <w:color w:val="243040"/>
+          <w:sz w:val="17"/>
+          <w:szCs w:val="17"/>
+        </w:rPr>
+        <w:t xml:space="preserve"/>
+      </w:r>
+    </w:p>
+    <w:p>
+      <w:pPr>
+        <w:spacing w:after="40"/>
+        <w:ind w:left="260"/>
+      </w:pPr>
+      <w:r>
+        <w:rPr>
+          <w:rFonts w:ascii="Consolas" w:cs="Consolas" w:eastAsia="Consolas" w:hAnsi="Consolas"/>
+          <w:color w:val="243040"/>
+          <w:sz w:val="17"/>
+          <w:szCs w:val="17"/>
+        </w:rPr>
+        <w:t xml:space="preserve">EXPOSURE  the three families are degenerate at this order,  which is wrong</w:t>
       </w:r>
     </w:p>
     <w:p>
